--- a/products-storage/00-free-ks-podpisany-deneg-net/04-shablon-pisma.docx
+++ b/products-storage/00-free-ks-podpisany-deneg-net/04-shablon-pisma.docx
@@ -212,12 +212,12 @@
     </w:p>
     <w:p>
       <w:r>
-        <w:t>Этот шаблон - только первый шаг. Полный комплект включает: готовые претензии с юридическими ссылками, исковые заявления, алгоритмы работы с ФССП, стратегии взыскания с проблемных заказчиков.</w:t>
+        <w:t>Этот шаблон - только первый шаг. Комплект «Акты выполненных работ, КС-2 и КС-3: закрытие и взыскание оплаты» включает: готовые претензии с юридическими ссылками, исковые заявления, алгоритмы работы с ФССП, стратегии взыскания с проблемных заказчиков.</w:t>
         <w:br/>
         <w:br/>
-        <w:t>Стоимость: 14 900 - 19 900 ₽</w:t>
+        <w:t>Стоимость: 2 490 ₽</w:t>
         <w:br/>
-        <w:t>Ссылка: [здесь будет ссылка на платный продукт]</w:t>
+        <w:t>Страница комплекта: https://marzhavbetone.ru/products/p1-oplata-po-ks2.html</w:t>
       </w:r>
     </w:p>
     <w:sectPr>

--- a/products-storage/00-free-ks-podpisany-deneg-net/04-shablon-pisma.docx
+++ b/products-storage/00-free-ks-podpisany-deneg-net/04-shablon-pisma.docx
@@ -199,7 +199,7 @@
         <w:pStyle w:val="ListNumber"/>
       </w:pPr>
       <w:r>
-        <w:t>Если заказчик не отвечает в течение 30 дней - готовьте претензию (см. полный комплект).</w:t>
+        <w:t>Если заказчик не отвечает в течение 30 дней - готовьте претензию (см. раздел «Следующий шаг» ниже).</w:t>
       </w:r>
     </w:p>
     <w:p>
@@ -207,17 +207,15 @@
         <w:pStyle w:val="Heading1"/>
       </w:pPr>
       <w:r>
-        <w:t>🔗 Переход к полному комплекту</w:t>
+        <w:t>🔗 Следующий шаг</w:t>
       </w:r>
     </w:p>
     <w:p>
       <w:r>
-        <w:t>Этот шаблон - только первый шаг. Комплект «Акты выполненных работ, КС-2 и КС-3: закрытие и взыскание оплаты» включает: готовые претензии с юридическими ссылками, исковые заявления, алгоритмы работы с ФССП, стратегии взыскания с проблемных заказчиков.</w:t>
+        <w:t>Этот шаблон - только первый шаг. Если КС подписаны, срок оплаты по договору истёк, а оплаты нет, следующий шаг описан в «Системе получения оплаты за выполненные работы»: фиксация задолженности, переговоры и перенос срока, уведомление и претензия, расчёт процентов, подготовка обращения в арбитражный суд. Это рабочий порядок действий и шаблоны, а не юридическая консультация и не гарантия оплаты.</w:t>
         <w:br/>
         <w:br/>
-        <w:t>Стоимость: 2 490 ₽</w:t>
-        <w:br/>
-        <w:t>Страница комплекта: https://marzhavbetone.ru/products/p1-oplata-po-ks2.html</w:t>
+        <w:t>Страница: https://marzhavbetone.ru/products/p1-oplata-po-ks2.html</w:t>
       </w:r>
     </w:p>
     <w:sectPr>

--- a/products-storage/00-free-ks-podpisany-deneg-net/04-shablon-pisma.docx
+++ b/products-storage/00-free-ks-podpisany-deneg-net/04-shablon-pisma.docx
@@ -65,7 +65,7 @@
     <w:p/>
     <w:p>
       <w:r>
-        <w:t>Настоящим сообщаем, что в соответствии с п. [номер] договора подряда № [номер] от [дата] (далее - Договор) заказчик обязан произвести оплату выполненных работ в срок [указать срок] с момента подписания формы КС-2.</w:t>
+        <w:t>Настоящим сообщаем, что в соответствии с п. [номер] договора подряда № [номер] от [дата] (далее - Договор) срок оплаты выполненных работ составляет [указать срок] после [договорное событие: подписание акта, передача комплекта или иное].</w:t>
       </w:r>
     </w:p>
     <w:p/>
@@ -83,19 +83,19 @@
     <w:p/>
     <w:p>
       <w:r>
-        <w:t>Согласно п. [номер] Договора, в случае нарушения срока оплаты заказчик уплачивает пени в размере [процент]% от суммы просроченной оплаты за каждый день просрочки. На текущую дату начисленные пени составляют [сумма] руб.</w:t>
+        <w:t>Если п. [номер] Договора предусматривает неустойку за просрочку оплаты, заказчик уплачивает пени в размере [процент]% от суммы просроченной оплаты за каждый день просрочки. На текущую дату начисленные пени составляют [сумма] руб.</w:t>
       </w:r>
     </w:p>
     <w:p/>
     <w:p>
       <w:r>
-        <w:t>Просим в срок до [дата] произвести оплату в размере [сумма по КС-2] руб. и начисленных пени [сумма пеней] руб., всего [итог] руб.</w:t>
+        <w:t>Просим в срок до [дата] оплатить подтверждённую сумму долга [сумма] руб. При наличии договорной неустойки и её расчёта просим также оплатить [сумма] руб.; итог требования [итог] руб.</w:t>
       </w:r>
     </w:p>
     <w:p/>
     <w:p>
       <w:r>
-        <w:t>В случае непоступления оплаты в указанный срок оставляем за собой право обратиться в суд с исковым требованием о взыскании основного долга, пеней, процентов по ст. 395 ГК РФ и судебных расходов.</w:t>
+        <w:t>Если оплата не поступит, оставляем за собой право после соблюдения досудебного порядка обратиться в суд за взысканием долга, применимой договорной неустойки либо процентов по ст. 395 ГК РФ и судебных расходов.</w:t>
       </w:r>
     </w:p>
     <w:p/>
@@ -133,7 +133,7 @@
         <w:pStyle w:val="ListBullet"/>
       </w:pPr>
       <w:r>
-        <w:t>Расчет пени (л. __).</w:t>
+        <w:t>Расчёт договорной пени (если заявляется, л. __).</w:t>
       </w:r>
     </w:p>
     <w:p/>
@@ -183,7 +183,7 @@
         <w:pStyle w:val="ListNumber"/>
       </w:pPr>
       <w:r>
-        <w:t>Отправьте заказным письмом с уведомлением о вручении и описью вложения.</w:t>
+        <w:t>Направьте по согласованному в договоре каналу и сохраните подтверждение направления и получения.</w:t>
       </w:r>
     </w:p>
     <w:p>
@@ -199,7 +199,7 @@
         <w:pStyle w:val="ListNumber"/>
       </w:pPr>
       <w:r>
-        <w:t>Если заказчик не отвечает в течение 30 дней - готовьте претензию (см. полный комплект).</w:t>
+        <w:t>После истечения срока оплаты направьте претензию и проверьте срок ожидания до иска по закону и договору.</w:t>
       </w:r>
     </w:p>
     <w:p>
@@ -212,10 +212,10 @@
     </w:p>
     <w:p>
       <w:r>
-        <w:t>Этот шаблон - только первый шаг. Комплект «Акты выполненных работ, КС-2 и КС-3: закрытие и взыскание оплаты» включает: готовые претензии с юридическими ссылками, исковые заявления, алгоритмы работы с ФССП, стратегии взыскания с проблемных заказчиков.</w:t>
+        <w:t>Этот шаблон - только первый шаг. Комплект «Акты выполненных работ, КС-2 и КС-3: закрытие и взыскание оплаты» включает: уведомление о просрочке, претензию, расчёт процентов по ст. 395 ГК РФ, исковое заявление и алгоритм действий при задержке оплаты.</w:t>
         <w:br/>
         <w:br/>
-        <w:t>Стоимость: 2 490 ₽</w:t>
+        <w:t>Стоимость: 29 900 ₽</w:t>
         <w:br/>
         <w:t>Страница комплекта: https://marzhavbetone.ru/products/p1-oplata-po-ks2.html</w:t>
       </w:r>

--- a/products-storage/00-free-ks-podpisany-deneg-net/04-shablon-pisma.docx
+++ b/products-storage/00-free-ks-podpisany-deneg-net/04-shablon-pisma.docx
@@ -212,12 +212,12 @@
     </w:p>
     <w:p>
       <w:r>
-        <w:t>Этот шаблон - только первый шаг. Комплект «Акты выполненных работ, КС-2 и КС-3: закрытие и взыскание оплаты» включает: уведомление о просрочке, претензию, расчёт процентов по ст. 395 ГК РФ, исковое заявление и алгоритм действий при задержке оплаты.</w:t>
+        <w:t>Этот шаблон - только первый шаг. Комплект «Система получения оплаты за выполненные работы» включает: уведомление о просрочке, претензию, расчёт процентов по ст. 395 ГК РФ, исковое заявление и алгоритм действий при задержке оплаты.</w:t>
         <w:br/>
         <w:br/>
         <w:t>Стоимость: 29 900 ₽</w:t>
         <w:br/>
-        <w:t>Страница комплекта: https://marzhavbetone.ru/products/p1-oplata-po-ks2.html</w:t>
+        <w:t>Страница комплекта: https://nastoronepodryadchika.ru/products/p1-oplata-po-ks2.html</w:t>
       </w:r>
     </w:p>
     <w:sectPr>
